--- a/docs (springboot)/lovable_clone/m5_l2_m6_l1_l2_stripe_payment.docx
+++ b/docs (springboot)/lovable_clone/m5_l2_m6_l1_l2_stripe_payment.docx
@@ -311,6 +311,7 @@
         <w:keepLines w:val="0"/>
         <w:widowControl/>
         <w:numPr>
+          <w:ilvl w:val="0"/>
           <w:numId w:val="0"/>
         </w:numPr>
         <w:suppressLineNumbers w:val="0"/>
@@ -2097,6 +2098,7 @@
         <w:keepLines w:val="0"/>
         <w:widowControl/>
         <w:numPr>
+          <w:ilvl w:val="0"/>
           <w:numId w:val="0"/>
         </w:numPr>
         <w:suppressLineNumbers w:val="0"/>
@@ -2138,6 +2140,7 @@
         <w:keepLines w:val="0"/>
         <w:widowControl/>
         <w:numPr>
+          <w:ilvl w:val="0"/>
           <w:numId w:val="0"/>
         </w:numPr>
         <w:suppressLineNumbers w:val="0"/>
@@ -4448,131 +4451,35 @@
     </w:p>
     <w:p>
       <w:pPr>
+        <w:rPr>
+          <w:rFonts w:hint="default" w:ascii="Bodoni MT" w:hAnsi="Bodoni MT" w:eastAsia="等线" w:cs="Bodoni MT"/>
+          <w:sz w:val="22"/>
+          <w:szCs w:val="22"/>
+        </w:rPr>
+      </w:pPr>
+      <w:bookmarkStart w:id="0" w:name="_GoBack"/>
+      <w:bookmarkEnd w:id="0"/>
+      <w:r>
+        <w:rPr>
+          <w:rFonts w:hint="default" w:ascii="Bodoni MT" w:hAnsi="Bodoni MT" w:eastAsia="等线" w:cs="Bodoni MT"/>
+          <w:b w:val="0"/>
+          <w:bCs w:val="0"/>
+          <w:color w:val="auto"/>
+          <w:kern w:val="0"/>
+          <w:sz w:val="22"/>
+          <w:szCs w:val="22"/>
+          <w:lang w:val="en-IN" w:eastAsia="zh-CN" w:bidi="ar"/>
+        </w:rPr>
+        <w:br w:type="page"/>
+      </w:r>
+    </w:p>
+    <w:p>
+      <w:pPr>
         <w:keepNext w:val="0"/>
         <w:keepLines w:val="0"/>
         <w:widowControl/>
         <w:numPr>
           <w:ilvl w:val="0"/>
-          <w:numId w:val="13"/>
-        </w:numPr>
-        <w:suppressLineNumbers w:val="0"/>
-        <w:spacing w:before="0" w:beforeAutospacing="0" w:after="0" w:afterAutospacing="0" w:line="360" w:lineRule="auto"/>
-        <w:ind w:left="420" w:leftChars="0" w:right="0" w:hanging="420" w:firstLineChars="0"/>
-        <w:jc w:val="left"/>
-        <w:rPr>
-          <w:rFonts w:hint="default" w:ascii="Bodoni MT" w:hAnsi="Bodoni MT" w:eastAsia="等线" w:cs="Bodoni MT"/>
-          <w:sz w:val="22"/>
-          <w:szCs w:val="22"/>
-        </w:rPr>
-      </w:pPr>
-      <w:r>
-        <w:rPr>
-          <w:rFonts w:hint="default" w:ascii="Bodoni MT" w:hAnsi="Bodoni MT" w:eastAsia="等线" w:cs="Bodoni MT"/>
-          <w:b w:val="0"/>
-          <w:bCs w:val="0"/>
-          <w:color w:val="auto"/>
-          <w:kern w:val="0"/>
-          <w:sz w:val="22"/>
-          <w:szCs w:val="22"/>
-          <w:lang w:val="en-IN" w:eastAsia="zh-CN" w:bidi="ar"/>
-        </w:rPr>
-        <w:t>F</w:t>
-      </w:r>
-    </w:p>
-    <w:p>
-      <w:pPr>
-        <w:keepNext w:val="0"/>
-        <w:keepLines w:val="0"/>
-        <w:widowControl/>
-        <w:numPr>
-          <w:ilvl w:val="0"/>
-          <w:numId w:val="13"/>
-        </w:numPr>
-        <w:suppressLineNumbers w:val="0"/>
-        <w:spacing w:before="0" w:beforeAutospacing="0" w:after="0" w:afterAutospacing="0" w:line="360" w:lineRule="auto"/>
-        <w:ind w:left="420" w:leftChars="0" w:right="0" w:hanging="420" w:firstLineChars="0"/>
-        <w:jc w:val="left"/>
-        <w:rPr>
-          <w:rFonts w:hint="default" w:ascii="Bodoni MT" w:hAnsi="Bodoni MT" w:eastAsia="等线" w:cs="Bodoni MT"/>
-          <w:sz w:val="22"/>
-          <w:szCs w:val="22"/>
-        </w:rPr>
-      </w:pPr>
-      <w:r>
-        <w:rPr>
-          <w:rFonts w:hint="default" w:ascii="Bodoni MT" w:hAnsi="Bodoni MT" w:eastAsia="等线" w:cs="Bodoni MT"/>
-          <w:b w:val="0"/>
-          <w:bCs w:val="0"/>
-          <w:color w:val="auto"/>
-          <w:kern w:val="0"/>
-          <w:sz w:val="22"/>
-          <w:szCs w:val="22"/>
-          <w:lang w:val="en-IN" w:eastAsia="zh-CN" w:bidi="ar"/>
-        </w:rPr>
-        <w:t>F</w:t>
-      </w:r>
-    </w:p>
-    <w:p>
-      <w:pPr>
-        <w:keepNext w:val="0"/>
-        <w:keepLines w:val="0"/>
-        <w:widowControl/>
-        <w:numPr>
-          <w:ilvl w:val="0"/>
-          <w:numId w:val="13"/>
-        </w:numPr>
-        <w:suppressLineNumbers w:val="0"/>
-        <w:spacing w:before="0" w:beforeAutospacing="0" w:after="0" w:afterAutospacing="0" w:line="360" w:lineRule="auto"/>
-        <w:ind w:left="420" w:leftChars="0" w:right="0" w:hanging="420" w:firstLineChars="0"/>
-        <w:jc w:val="left"/>
-        <w:rPr>
-          <w:rFonts w:hint="default" w:ascii="Bodoni MT" w:hAnsi="Bodoni MT" w:eastAsia="等线" w:cs="Bodoni MT"/>
-          <w:sz w:val="22"/>
-          <w:szCs w:val="22"/>
-        </w:rPr>
-      </w:pPr>
-      <w:r>
-        <w:rPr>
-          <w:rFonts w:hint="default" w:ascii="Bodoni MT" w:hAnsi="Bodoni MT" w:eastAsia="等线" w:cs="Bodoni MT"/>
-          <w:b w:val="0"/>
-          <w:bCs w:val="0"/>
-          <w:color w:val="auto"/>
-          <w:kern w:val="0"/>
-          <w:sz w:val="22"/>
-          <w:szCs w:val="22"/>
-          <w:lang w:val="en-IN" w:eastAsia="zh-CN" w:bidi="ar"/>
-        </w:rPr>
-        <w:t>F</w:t>
-      </w:r>
-    </w:p>
-    <w:p>
-      <w:pPr>
-        <w:rPr>
-          <w:rFonts w:hint="default" w:ascii="Bodoni MT" w:hAnsi="Bodoni MT" w:eastAsia="等线" w:cs="Bodoni MT"/>
-          <w:sz w:val="22"/>
-          <w:szCs w:val="22"/>
-        </w:rPr>
-      </w:pPr>
-      <w:r>
-        <w:rPr>
-          <w:rFonts w:hint="default" w:ascii="Bodoni MT" w:hAnsi="Bodoni MT" w:eastAsia="等线" w:cs="Bodoni MT"/>
-          <w:b w:val="0"/>
-          <w:bCs w:val="0"/>
-          <w:color w:val="auto"/>
-          <w:kern w:val="0"/>
-          <w:sz w:val="22"/>
-          <w:szCs w:val="22"/>
-          <w:lang w:val="en-IN" w:eastAsia="zh-CN" w:bidi="ar"/>
-        </w:rPr>
-        <w:br w:type="page"/>
-      </w:r>
-    </w:p>
-    <w:p>
-      <w:pPr>
-        <w:keepNext w:val="0"/>
-        <w:keepLines w:val="0"/>
-        <w:widowControl/>
-        <w:numPr>
           <w:numId w:val="0"/>
         </w:numPr>
         <w:suppressLineNumbers w:val="0"/>
@@ -7783,8 +7690,6 @@
           <w:szCs w:val="22"/>
         </w:rPr>
       </w:pPr>
-      <w:bookmarkStart w:id="0" w:name="_GoBack"/>
-      <w:bookmarkEnd w:id="0"/>
       <w:r>
         <w:drawing>
           <wp:inline distT="0" distB="0" distL="114300" distR="114300">
@@ -8751,19 +8656,19 @@
     <w:lsdException w:qFormat="1" w:uiPriority="0" w:name="heading 7"/>
     <w:lsdException w:qFormat="1" w:uiPriority="0" w:name="heading 8"/>
     <w:lsdException w:qFormat="1" w:uiPriority="0" w:name="heading 9"/>
-    <w:lsdException w:unhideWhenUsed="0" w:uiPriority="0" w:semiHidden="0" w:name="index 1"/>
-    <w:lsdException w:unhideWhenUsed="0" w:uiPriority="0" w:semiHidden="0" w:name="index 2"/>
-    <w:lsdException w:unhideWhenUsed="0" w:uiPriority="0" w:semiHidden="0" w:name="index 3"/>
-    <w:lsdException w:unhideWhenUsed="0" w:uiPriority="0" w:semiHidden="0" w:name="index 4"/>
-    <w:lsdException w:unhideWhenUsed="0" w:uiPriority="0" w:semiHidden="0" w:name="index 5"/>
+    <w:lsdException w:qFormat="1" w:unhideWhenUsed="0" w:uiPriority="0" w:semiHidden="0" w:name="index 1"/>
+    <w:lsdException w:qFormat="1" w:unhideWhenUsed="0" w:uiPriority="0" w:semiHidden="0" w:name="index 2"/>
+    <w:lsdException w:qFormat="1" w:unhideWhenUsed="0" w:uiPriority="0" w:semiHidden="0" w:name="index 3"/>
+    <w:lsdException w:qFormat="1" w:unhideWhenUsed="0" w:uiPriority="0" w:semiHidden="0" w:name="index 4"/>
+    <w:lsdException w:qFormat="1" w:unhideWhenUsed="0" w:uiPriority="0" w:semiHidden="0" w:name="index 5"/>
     <w:lsdException w:qFormat="1" w:unhideWhenUsed="0" w:uiPriority="0" w:semiHidden="0" w:name="index 6"/>
-    <w:lsdException w:unhideWhenUsed="0" w:uiPriority="0" w:semiHidden="0" w:name="index 7"/>
-    <w:lsdException w:unhideWhenUsed="0" w:uiPriority="0" w:semiHidden="0" w:name="index 8"/>
-    <w:lsdException w:unhideWhenUsed="0" w:uiPriority="0" w:semiHidden="0" w:name="index 9"/>
+    <w:lsdException w:qFormat="1" w:unhideWhenUsed="0" w:uiPriority="0" w:semiHidden="0" w:name="index 7"/>
+    <w:lsdException w:qFormat="1" w:unhideWhenUsed="0" w:uiPriority="0" w:semiHidden="0" w:name="index 8"/>
+    <w:lsdException w:qFormat="1" w:unhideWhenUsed="0" w:uiPriority="0" w:semiHidden="0" w:name="index 9"/>
     <w:lsdException w:qFormat="1" w:unhideWhenUsed="0" w:uiPriority="0" w:semiHidden="0" w:name="toc 1"/>
     <w:lsdException w:qFormat="1" w:unhideWhenUsed="0" w:uiPriority="0" w:semiHidden="0" w:name="toc 2"/>
     <w:lsdException w:qFormat="1" w:unhideWhenUsed="0" w:uiPriority="0" w:semiHidden="0" w:name="toc 3"/>
-    <w:lsdException w:unhideWhenUsed="0" w:uiPriority="0" w:semiHidden="0" w:name="toc 4"/>
+    <w:lsdException w:qFormat="1" w:unhideWhenUsed="0" w:uiPriority="0" w:semiHidden="0" w:name="toc 4"/>
     <w:lsdException w:qFormat="1" w:unhideWhenUsed="0" w:uiPriority="0" w:semiHidden="0" w:name="toc 5"/>
     <w:lsdException w:qFormat="1" w:unhideWhenUsed="0" w:uiPriority="0" w:semiHidden="0" w:name="toc 6"/>
     <w:lsdException w:qFormat="1" w:unhideWhenUsed="0" w:uiPriority="0" w:semiHidden="0" w:name="toc 7"/>
@@ -8773,77 +8678,77 @@
     <w:lsdException w:qFormat="1" w:unhideWhenUsed="0" w:uiPriority="0" w:semiHidden="0" w:name="footnote text"/>
     <w:lsdException w:unhideWhenUsed="0" w:uiPriority="0" w:semiHidden="0" w:name="annotation text"/>
     <w:lsdException w:qFormat="1" w:unhideWhenUsed="0" w:uiPriority="0" w:semiHidden="0" w:name="header"/>
-    <w:lsdException w:unhideWhenUsed="0" w:uiPriority="0" w:semiHidden="0" w:name="footer"/>
+    <w:lsdException w:qFormat="1" w:unhideWhenUsed="0" w:uiPriority="0" w:semiHidden="0" w:name="footer"/>
     <w:lsdException w:unhideWhenUsed="0" w:uiPriority="0" w:semiHidden="0" w:name="index heading"/>
     <w:lsdException w:qFormat="1" w:uiPriority="0" w:name="caption"/>
-    <w:lsdException w:unhideWhenUsed="0" w:uiPriority="0" w:semiHidden="0" w:name="table of figures"/>
-    <w:lsdException w:unhideWhenUsed="0" w:uiPriority="0" w:semiHidden="0" w:name="envelope address"/>
+    <w:lsdException w:qFormat="1" w:unhideWhenUsed="0" w:uiPriority="0" w:semiHidden="0" w:name="table of figures"/>
+    <w:lsdException w:qFormat="1" w:unhideWhenUsed="0" w:uiPriority="0" w:semiHidden="0" w:name="envelope address"/>
     <w:lsdException w:qFormat="1" w:unhideWhenUsed="0" w:uiPriority="0" w:semiHidden="0" w:name="envelope return"/>
-    <w:lsdException w:unhideWhenUsed="0" w:uiPriority="0" w:semiHidden="0" w:name="footnote reference"/>
+    <w:lsdException w:qFormat="1" w:unhideWhenUsed="0" w:uiPriority="0" w:semiHidden="0" w:name="footnote reference"/>
     <w:lsdException w:unhideWhenUsed="0" w:uiPriority="0" w:semiHidden="0" w:name="annotation reference"/>
-    <w:lsdException w:unhideWhenUsed="0" w:uiPriority="0" w:semiHidden="0" w:name="line number"/>
-    <w:lsdException w:unhideWhenUsed="0" w:uiPriority="0" w:semiHidden="0" w:name="page number"/>
+    <w:lsdException w:qFormat="1" w:unhideWhenUsed="0" w:uiPriority="0" w:semiHidden="0" w:name="line number"/>
+    <w:lsdException w:qFormat="1" w:unhideWhenUsed="0" w:uiPriority="0" w:semiHidden="0" w:name="page number"/>
     <w:lsdException w:qFormat="1" w:unhideWhenUsed="0" w:uiPriority="0" w:semiHidden="0" w:name="endnote reference"/>
     <w:lsdException w:qFormat="1" w:unhideWhenUsed="0" w:uiPriority="0" w:semiHidden="0" w:name="endnote text"/>
     <w:lsdException w:qFormat="1" w:unhideWhenUsed="0" w:uiPriority="0" w:semiHidden="0" w:name="table of authorities"/>
-    <w:lsdException w:unhideWhenUsed="0" w:uiPriority="0" w:semiHidden="0" w:name="macro"/>
+    <w:lsdException w:qFormat="1" w:unhideWhenUsed="0" w:uiPriority="0" w:semiHidden="0" w:name="macro"/>
     <w:lsdException w:qFormat="1" w:unhideWhenUsed="0" w:uiPriority="0" w:semiHidden="0" w:name="toa heading"/>
     <w:lsdException w:qFormat="1" w:unhideWhenUsed="0" w:uiPriority="0" w:semiHidden="0" w:name="List"/>
-    <w:lsdException w:unhideWhenUsed="0" w:uiPriority="0" w:semiHidden="0" w:name="List Bullet"/>
+    <w:lsdException w:qFormat="1" w:unhideWhenUsed="0" w:uiPriority="0" w:semiHidden="0" w:name="List Bullet"/>
     <w:lsdException w:qFormat="1" w:unhideWhenUsed="0" w:uiPriority="0" w:semiHidden="0" w:name="List Number"/>
-    <w:lsdException w:unhideWhenUsed="0" w:uiPriority="0" w:semiHidden="0" w:name="List 2"/>
-    <w:lsdException w:unhideWhenUsed="0" w:uiPriority="0" w:semiHidden="0" w:name="List 3"/>
-    <w:lsdException w:unhideWhenUsed="0" w:uiPriority="0" w:semiHidden="0" w:name="List 4"/>
-    <w:lsdException w:unhideWhenUsed="0" w:uiPriority="0" w:semiHidden="0" w:name="List 5"/>
-    <w:lsdException w:unhideWhenUsed="0" w:uiPriority="0" w:semiHidden="0" w:name="List Bullet 2"/>
-    <w:lsdException w:unhideWhenUsed="0" w:uiPriority="0" w:semiHidden="0" w:name="List Bullet 3"/>
-    <w:lsdException w:unhideWhenUsed="0" w:uiPriority="0" w:semiHidden="0" w:name="List Bullet 4"/>
-    <w:lsdException w:unhideWhenUsed="0" w:uiPriority="0" w:semiHidden="0" w:name="List Bullet 5"/>
-    <w:lsdException w:unhideWhenUsed="0" w:uiPriority="0" w:semiHidden="0" w:name="List Number 2"/>
-    <w:lsdException w:unhideWhenUsed="0" w:uiPriority="0" w:semiHidden="0" w:name="List Number 3"/>
-    <w:lsdException w:unhideWhenUsed="0" w:uiPriority="0" w:semiHidden="0" w:name="List Number 4"/>
-    <w:lsdException w:unhideWhenUsed="0" w:uiPriority="0" w:semiHidden="0" w:name="List Number 5"/>
+    <w:lsdException w:qFormat="1" w:unhideWhenUsed="0" w:uiPriority="0" w:semiHidden="0" w:name="List 2"/>
+    <w:lsdException w:qFormat="1" w:unhideWhenUsed="0" w:uiPriority="0" w:semiHidden="0" w:name="List 3"/>
+    <w:lsdException w:qFormat="1" w:unhideWhenUsed="0" w:uiPriority="0" w:semiHidden="0" w:name="List 4"/>
+    <w:lsdException w:qFormat="1" w:unhideWhenUsed="0" w:uiPriority="0" w:semiHidden="0" w:name="List 5"/>
+    <w:lsdException w:qFormat="1" w:unhideWhenUsed="0" w:uiPriority="0" w:semiHidden="0" w:name="List Bullet 2"/>
+    <w:lsdException w:qFormat="1" w:unhideWhenUsed="0" w:uiPriority="0" w:semiHidden="0" w:name="List Bullet 3"/>
+    <w:lsdException w:qFormat="1" w:unhideWhenUsed="0" w:uiPriority="0" w:semiHidden="0" w:name="List Bullet 4"/>
+    <w:lsdException w:qFormat="1" w:unhideWhenUsed="0" w:uiPriority="0" w:semiHidden="0" w:name="List Bullet 5"/>
+    <w:lsdException w:qFormat="1" w:unhideWhenUsed="0" w:uiPriority="0" w:semiHidden="0" w:name="List Number 2"/>
+    <w:lsdException w:qFormat="1" w:unhideWhenUsed="0" w:uiPriority="0" w:semiHidden="0" w:name="List Number 3"/>
+    <w:lsdException w:qFormat="1" w:unhideWhenUsed="0" w:uiPriority="0" w:semiHidden="0" w:name="List Number 4"/>
+    <w:lsdException w:qFormat="1" w:unhideWhenUsed="0" w:uiPriority="0" w:semiHidden="0" w:name="List Number 5"/>
     <w:lsdException w:qFormat="1" w:unhideWhenUsed="0" w:uiPriority="0" w:semiHidden="0" w:name="Title"/>
     <w:lsdException w:qFormat="1" w:unhideWhenUsed="0" w:uiPriority="0" w:semiHidden="0" w:name="Closing"/>
-    <w:lsdException w:unhideWhenUsed="0" w:uiPriority="0" w:semiHidden="0" w:name="Signature"/>
+    <w:lsdException w:qFormat="1" w:unhideWhenUsed="0" w:uiPriority="0" w:semiHidden="0" w:name="Signature"/>
     <w:lsdException w:qFormat="1" w:unhideWhenUsed="0" w:uiPriority="0" w:name="Default Paragraph Font"/>
     <w:lsdException w:qFormat="1" w:unhideWhenUsed="0" w:uiPriority="0" w:semiHidden="0" w:name="Body Text"/>
     <w:lsdException w:unhideWhenUsed="0" w:uiPriority="0" w:semiHidden="0" w:name="Body Text Indent"/>
-    <w:lsdException w:unhideWhenUsed="0" w:uiPriority="0" w:semiHidden="0" w:name="List Continue"/>
-    <w:lsdException w:unhideWhenUsed="0" w:uiPriority="0" w:semiHidden="0" w:name="List Continue 2"/>
-    <w:lsdException w:unhideWhenUsed="0" w:uiPriority="0" w:semiHidden="0" w:name="List Continue 3"/>
-    <w:lsdException w:unhideWhenUsed="0" w:uiPriority="0" w:semiHidden="0" w:name="List Continue 4"/>
+    <w:lsdException w:qFormat="1" w:unhideWhenUsed="0" w:uiPriority="0" w:semiHidden="0" w:name="List Continue"/>
+    <w:lsdException w:qFormat="1" w:unhideWhenUsed="0" w:uiPriority="0" w:semiHidden="0" w:name="List Continue 2"/>
+    <w:lsdException w:qFormat="1" w:unhideWhenUsed="0" w:uiPriority="0" w:semiHidden="0" w:name="List Continue 3"/>
+    <w:lsdException w:qFormat="1" w:unhideWhenUsed="0" w:uiPriority="0" w:semiHidden="0" w:name="List Continue 4"/>
     <w:lsdException w:qFormat="1" w:unhideWhenUsed="0" w:uiPriority="0" w:semiHidden="0" w:name="List Continue 5"/>
-    <w:lsdException w:unhideWhenUsed="0" w:uiPriority="0" w:semiHidden="0" w:name="Message Header"/>
+    <w:lsdException w:qFormat="1" w:unhideWhenUsed="0" w:uiPriority="0" w:semiHidden="0" w:name="Message Header"/>
     <w:lsdException w:qFormat="1" w:unhideWhenUsed="0" w:uiPriority="0" w:semiHidden="0" w:name="Subtitle"/>
-    <w:lsdException w:unhideWhenUsed="0" w:uiPriority="0" w:semiHidden="0" w:name="Salutation"/>
+    <w:lsdException w:qFormat="1" w:unhideWhenUsed="0" w:uiPriority="0" w:semiHidden="0" w:name="Salutation"/>
     <w:lsdException w:unhideWhenUsed="0" w:uiPriority="0" w:semiHidden="0" w:name="Date"/>
     <w:lsdException w:unhideWhenUsed="0" w:uiPriority="0" w:semiHidden="0" w:name="Body Text First Indent"/>
     <w:lsdException w:unhideWhenUsed="0" w:uiPriority="0" w:semiHidden="0" w:name="Body Text First Indent 2"/>
-    <w:lsdException w:unhideWhenUsed="0" w:uiPriority="0" w:semiHidden="0" w:name="Note Heading"/>
+    <w:lsdException w:qFormat="1" w:unhideWhenUsed="0" w:uiPriority="0" w:semiHidden="0" w:name="Note Heading"/>
     <w:lsdException w:qFormat="1" w:unhideWhenUsed="0" w:uiPriority="0" w:semiHidden="0" w:name="Body Text 2"/>
     <w:lsdException w:qFormat="1" w:unhideWhenUsed="0" w:uiPriority="0" w:semiHidden="0" w:name="Body Text 3"/>
     <w:lsdException w:qFormat="1" w:unhideWhenUsed="0" w:uiPriority="0" w:semiHidden="0" w:name="Body Text Indent 2"/>
     <w:lsdException w:qFormat="1" w:unhideWhenUsed="0" w:uiPriority="0" w:semiHidden="0" w:name="Body Text Indent 3"/>
     <w:lsdException w:unhideWhenUsed="0" w:uiPriority="0" w:semiHidden="0" w:name="Block Text"/>
-    <w:lsdException w:unhideWhenUsed="0" w:uiPriority="0" w:semiHidden="0" w:name="Hyperlink"/>
+    <w:lsdException w:qFormat="1" w:unhideWhenUsed="0" w:uiPriority="0" w:semiHidden="0" w:name="Hyperlink"/>
     <w:lsdException w:qFormat="1" w:unhideWhenUsed="0" w:uiPriority="0" w:semiHidden="0" w:name="FollowedHyperlink"/>
     <w:lsdException w:qFormat="1" w:unhideWhenUsed="0" w:uiPriority="0" w:semiHidden="0" w:name="Strong"/>
     <w:lsdException w:qFormat="1" w:unhideWhenUsed="0" w:uiPriority="0" w:semiHidden="0" w:name="Emphasis"/>
     <w:lsdException w:unhideWhenUsed="0" w:uiPriority="0" w:semiHidden="0" w:name="Document Map"/>
     <w:lsdException w:qFormat="1" w:unhideWhenUsed="0" w:uiPriority="0" w:semiHidden="0" w:name="Plain Text"/>
     <w:lsdException w:unhideWhenUsed="0" w:uiPriority="0" w:semiHidden="0" w:name="E-mail Signature"/>
-    <w:lsdException w:unhideWhenUsed="0" w:uiPriority="0" w:semiHidden="0" w:name="Normal (Web)"/>
+    <w:lsdException w:qFormat="1" w:unhideWhenUsed="0" w:uiPriority="0" w:semiHidden="0" w:name="Normal (Web)"/>
     <w:lsdException w:qFormat="1" w:unhideWhenUsed="0" w:uiPriority="0" w:semiHidden="0" w:name="HTML Acronym"/>
     <w:lsdException w:qFormat="1" w:unhideWhenUsed="0" w:uiPriority="0" w:semiHidden="0" w:name="HTML Address"/>
     <w:lsdException w:qFormat="1" w:unhideWhenUsed="0" w:uiPriority="0" w:semiHidden="0" w:name="HTML Cite"/>
-    <w:lsdException w:unhideWhenUsed="0" w:uiPriority="0" w:semiHidden="0" w:name="HTML Code"/>
+    <w:lsdException w:qFormat="1" w:unhideWhenUsed="0" w:uiPriority="0" w:semiHidden="0" w:name="HTML Code"/>
     <w:lsdException w:qFormat="1" w:unhideWhenUsed="0" w:uiPriority="0" w:semiHidden="0" w:name="HTML Definition"/>
     <w:lsdException w:qFormat="1" w:unhideWhenUsed="0" w:uiPriority="0" w:semiHidden="0" w:name="HTML Keyboard"/>
-    <w:lsdException w:unhideWhenUsed="0" w:uiPriority="0" w:semiHidden="0" w:name="HTML Preformatted"/>
+    <w:lsdException w:qFormat="1" w:unhideWhenUsed="0" w:uiPriority="0" w:semiHidden="0" w:name="HTML Preformatted"/>
     <w:lsdException w:qFormat="1" w:unhideWhenUsed="0" w:uiPriority="0" w:semiHidden="0" w:name="HTML Sample"/>
     <w:lsdException w:qFormat="1" w:unhideWhenUsed="0" w:uiPriority="0" w:semiHidden="0" w:name="HTML Typewriter"/>
-    <w:lsdException w:unhideWhenUsed="0" w:uiPriority="0" w:semiHidden="0" w:name="HTML Variable"/>
+    <w:lsdException w:qFormat="1" w:unhideWhenUsed="0" w:uiPriority="0" w:semiHidden="0" w:name="HTML Variable"/>
     <w:lsdException w:qFormat="1" w:unhideWhenUsed="0" w:uiPriority="0" w:name="Normal Table"/>
     <w:lsdException w:qFormat="1" w:unhideWhenUsed="0" w:uiPriority="0" w:semiHidden="0" w:name="annotation subject"/>
     <w:lsdException w:qFormat="1" w:unhideWhenUsed="0" w:uiPriority="0" w:semiHidden="0" w:name="Table Simple 1"/>
@@ -8852,35 +8757,35 @@
     <w:lsdException w:qFormat="1" w:unhideWhenUsed="0" w:uiPriority="0" w:semiHidden="0" w:name="Table Classic 1"/>
     <w:lsdException w:qFormat="1" w:unhideWhenUsed="0" w:uiPriority="0" w:semiHidden="0" w:name="Table Classic 2"/>
     <w:lsdException w:qFormat="1" w:unhideWhenUsed="0" w:uiPriority="0" w:semiHidden="0" w:name="Table Classic 3"/>
-    <w:lsdException w:unhideWhenUsed="0" w:uiPriority="0" w:semiHidden="0" w:name="Table Classic 4"/>
+    <w:lsdException w:qFormat="1" w:unhideWhenUsed="0" w:uiPriority="0" w:semiHidden="0" w:name="Table Classic 4"/>
     <w:lsdException w:qFormat="1" w:unhideWhenUsed="0" w:uiPriority="0" w:semiHidden="0" w:name="Table Colorful 1"/>
-    <w:lsdException w:unhideWhenUsed="0" w:uiPriority="0" w:semiHidden="0" w:name="Table Colorful 2"/>
+    <w:lsdException w:qFormat="1" w:unhideWhenUsed="0" w:uiPriority="0" w:semiHidden="0" w:name="Table Colorful 2"/>
     <w:lsdException w:qFormat="1" w:unhideWhenUsed="0" w:uiPriority="0" w:semiHidden="0" w:name="Table Colorful 3"/>
     <w:lsdException w:qFormat="1" w:unhideWhenUsed="0" w:uiPriority="0" w:semiHidden="0" w:name="Table Columns 1"/>
     <w:lsdException w:qFormat="1" w:unhideWhenUsed="0" w:uiPriority="0" w:semiHidden="0" w:name="Table Columns 2"/>
     <w:lsdException w:qFormat="1" w:unhideWhenUsed="0" w:uiPriority="0" w:semiHidden="0" w:name="Table Columns 3"/>
-    <w:lsdException w:unhideWhenUsed="0" w:uiPriority="0" w:semiHidden="0" w:name="Table Columns 4"/>
+    <w:lsdException w:qFormat="1" w:unhideWhenUsed="0" w:uiPriority="0" w:semiHidden="0" w:name="Table Columns 4"/>
     <w:lsdException w:qFormat="1" w:unhideWhenUsed="0" w:uiPriority="0" w:semiHidden="0" w:name="Table Columns 5"/>
     <w:lsdException w:qFormat="1" w:unhideWhenUsed="0" w:uiPriority="0" w:semiHidden="0" w:name="Table Grid 1"/>
     <w:lsdException w:qFormat="1" w:unhideWhenUsed="0" w:uiPriority="0" w:semiHidden="0" w:name="Table Grid 2"/>
     <w:lsdException w:qFormat="1" w:unhideWhenUsed="0" w:uiPriority="0" w:semiHidden="0" w:name="Table Grid 3"/>
     <w:lsdException w:qFormat="1" w:unhideWhenUsed="0" w:uiPriority="0" w:semiHidden="0" w:name="Table Grid 4"/>
-    <w:lsdException w:unhideWhenUsed="0" w:uiPriority="0" w:semiHidden="0" w:name="Table Grid 5"/>
+    <w:lsdException w:qFormat="1" w:unhideWhenUsed="0" w:uiPriority="0" w:semiHidden="0" w:name="Table Grid 5"/>
     <w:lsdException w:qFormat="1" w:unhideWhenUsed="0" w:uiPriority="0" w:semiHidden="0" w:name="Table Grid 6"/>
-    <w:lsdException w:unhideWhenUsed="0" w:uiPriority="0" w:semiHidden="0" w:name="Table Grid 7"/>
+    <w:lsdException w:qFormat="1" w:unhideWhenUsed="0" w:uiPriority="0" w:semiHidden="0" w:name="Table Grid 7"/>
     <w:lsdException w:qFormat="1" w:unhideWhenUsed="0" w:uiPriority="0" w:semiHidden="0" w:name="Table Grid 8"/>
     <w:lsdException w:qFormat="1" w:unhideWhenUsed="0" w:uiPriority="0" w:semiHidden="0" w:name="Table List 1"/>
     <w:lsdException w:qFormat="1" w:unhideWhenUsed="0" w:uiPriority="0" w:semiHidden="0" w:name="Table List 2"/>
-    <w:lsdException w:unhideWhenUsed="0" w:uiPriority="0" w:semiHidden="0" w:name="Table List 3"/>
+    <w:lsdException w:qFormat="1" w:unhideWhenUsed="0" w:uiPriority="0" w:semiHidden="0" w:name="Table List 3"/>
     <w:lsdException w:qFormat="1" w:unhideWhenUsed="0" w:uiPriority="0" w:semiHidden="0" w:name="Table List 4"/>
     <w:lsdException w:qFormat="1" w:unhideWhenUsed="0" w:uiPriority="0" w:semiHidden="0" w:name="Table List 5"/>
     <w:lsdException w:qFormat="1" w:unhideWhenUsed="0" w:uiPriority="0" w:semiHidden="0" w:name="Table List 6"/>
     <w:lsdException w:qFormat="1" w:unhideWhenUsed="0" w:uiPriority="0" w:semiHidden="0" w:name="Table List 7"/>
     <w:lsdException w:qFormat="1" w:unhideWhenUsed="0" w:uiPriority="0" w:semiHidden="0" w:name="Table List 8"/>
-    <w:lsdException w:unhideWhenUsed="0" w:uiPriority="0" w:semiHidden="0" w:name="Table 3D effects 1"/>
-    <w:lsdException w:unhideWhenUsed="0" w:uiPriority="0" w:semiHidden="0" w:name="Table 3D effects 2"/>
-    <w:lsdException w:unhideWhenUsed="0" w:uiPriority="0" w:semiHidden="0" w:name="Table 3D effects 3"/>
-    <w:lsdException w:unhideWhenUsed="0" w:uiPriority="0" w:semiHidden="0" w:name="Table Contemporary"/>
+    <w:lsdException w:qFormat="1" w:unhideWhenUsed="0" w:uiPriority="0" w:semiHidden="0" w:name="Table 3D effects 1"/>
+    <w:lsdException w:qFormat="1" w:unhideWhenUsed="0" w:uiPriority="0" w:semiHidden="0" w:name="Table 3D effects 2"/>
+    <w:lsdException w:qFormat="1" w:unhideWhenUsed="0" w:uiPriority="0" w:semiHidden="0" w:name="Table 3D effects 3"/>
+    <w:lsdException w:qFormat="1" w:unhideWhenUsed="0" w:uiPriority="0" w:semiHidden="0" w:name="Table Contemporary"/>
     <w:lsdException w:qFormat="1" w:unhideWhenUsed="0" w:uiPriority="0" w:semiHidden="0" w:name="Table Elegant"/>
     <w:lsdException w:qFormat="1" w:unhideWhenUsed="0" w:uiPriority="0" w:semiHidden="0" w:name="Table Professional"/>
     <w:lsdException w:qFormat="1" w:unhideWhenUsed="0" w:uiPriority="0" w:semiHidden="0" w:name="Table Subtle 1"/>
@@ -8902,23 +8807,23 @@
     <w:lsdException w:qFormat="1" w:unhideWhenUsed="0" w:uiPriority="68" w:semiHidden="0" w:name="Medium Grid 2"/>
     <w:lsdException w:qFormat="1" w:unhideWhenUsed="0" w:uiPriority="69" w:semiHidden="0" w:name="Medium Grid 3"/>
     <w:lsdException w:qFormat="1" w:unhideWhenUsed="0" w:uiPriority="70" w:semiHidden="0" w:name="Dark List"/>
-    <w:lsdException w:unhideWhenUsed="0" w:uiPriority="71" w:semiHidden="0" w:name="Colorful Shading"/>
-    <w:lsdException w:unhideWhenUsed="0" w:uiPriority="72" w:semiHidden="0" w:name="Colorful List"/>
-    <w:lsdException w:unhideWhenUsed="0" w:uiPriority="73" w:semiHidden="0" w:name="Colorful Grid"/>
+    <w:lsdException w:qFormat="1" w:unhideWhenUsed="0" w:uiPriority="71" w:semiHidden="0" w:name="Colorful Shading"/>
+    <w:lsdException w:qFormat="1" w:unhideWhenUsed="0" w:uiPriority="72" w:semiHidden="0" w:name="Colorful List"/>
+    <w:lsdException w:qFormat="1" w:unhideWhenUsed="0" w:uiPriority="73" w:semiHidden="0" w:name="Colorful Grid"/>
     <w:lsdException w:qFormat="1" w:unhideWhenUsed="0" w:uiPriority="60" w:semiHidden="0" w:name="Light Shading Accent 1"/>
     <w:lsdException w:qFormat="1" w:unhideWhenUsed="0" w:uiPriority="61" w:semiHidden="0" w:name="Light List Accent 1"/>
     <w:lsdException w:qFormat="1" w:unhideWhenUsed="0" w:uiPriority="62" w:semiHidden="0" w:name="Light Grid Accent 1"/>
     <w:lsdException w:qFormat="1" w:unhideWhenUsed="0" w:uiPriority="63" w:semiHidden="0" w:name="Medium Shading 1 Accent 1"/>
     <w:lsdException w:qFormat="1" w:unhideWhenUsed="0" w:uiPriority="64" w:semiHidden="0" w:name="Medium Shading 2 Accent 1"/>
     <w:lsdException w:qFormat="1" w:unhideWhenUsed="0" w:uiPriority="65" w:semiHidden="0" w:name="Medium List 1 Accent 1"/>
-    <w:lsdException w:unhideWhenUsed="0" w:uiPriority="66" w:semiHidden="0" w:name="Medium List 2 Accent 1"/>
-    <w:lsdException w:unhideWhenUsed="0" w:uiPriority="67" w:semiHidden="0" w:name="Medium Grid 1 Accent 1"/>
+    <w:lsdException w:qFormat="1" w:unhideWhenUsed="0" w:uiPriority="66" w:semiHidden="0" w:name="Medium List 2 Accent 1"/>
+    <w:lsdException w:qFormat="1" w:unhideWhenUsed="0" w:uiPriority="67" w:semiHidden="0" w:name="Medium Grid 1 Accent 1"/>
     <w:lsdException w:qFormat="1" w:unhideWhenUsed="0" w:uiPriority="68" w:semiHidden="0" w:name="Medium Grid 2 Accent 1"/>
     <w:lsdException w:qFormat="1" w:unhideWhenUsed="0" w:uiPriority="69" w:semiHidden="0" w:name="Medium Grid 3 Accent 1"/>
     <w:lsdException w:qFormat="1" w:unhideWhenUsed="0" w:uiPriority="70" w:semiHidden="0" w:name="Dark List Accent 1"/>
-    <w:lsdException w:unhideWhenUsed="0" w:uiPriority="71" w:semiHidden="0" w:name="Colorful Shading Accent 1"/>
-    <w:lsdException w:unhideWhenUsed="0" w:uiPriority="72" w:semiHidden="0" w:name="Colorful List Accent 1"/>
-    <w:lsdException w:unhideWhenUsed="0" w:uiPriority="73" w:semiHidden="0" w:name="Colorful Grid Accent 1"/>
+    <w:lsdException w:qFormat="1" w:unhideWhenUsed="0" w:uiPriority="71" w:semiHidden="0" w:name="Colorful Shading Accent 1"/>
+    <w:lsdException w:qFormat="1" w:unhideWhenUsed="0" w:uiPriority="72" w:semiHidden="0" w:name="Colorful List Accent 1"/>
+    <w:lsdException w:qFormat="1" w:unhideWhenUsed="0" w:uiPriority="73" w:semiHidden="0" w:name="Colorful Grid Accent 1"/>
     <w:lsdException w:qFormat="1" w:unhideWhenUsed="0" w:uiPriority="60" w:semiHidden="0" w:name="Light Shading Accent 2"/>
     <w:lsdException w:qFormat="1" w:unhideWhenUsed="0" w:uiPriority="61" w:semiHidden="0" w:name="Light List Accent 2"/>
     <w:lsdException w:qFormat="1" w:unhideWhenUsed="0" w:uiPriority="62" w:semiHidden="0" w:name="Light Grid Accent 2"/>
@@ -8928,11 +8833,11 @@
     <w:lsdException w:qFormat="1" w:unhideWhenUsed="0" w:uiPriority="66" w:semiHidden="0" w:name="Medium List 2 Accent 2"/>
     <w:lsdException w:qFormat="1" w:unhideWhenUsed="0" w:uiPriority="67" w:semiHidden="0" w:name="Medium Grid 1 Accent 2"/>
     <w:lsdException w:qFormat="1" w:unhideWhenUsed="0" w:uiPriority="68" w:semiHidden="0" w:name="Medium Grid 2 Accent 2"/>
-    <w:lsdException w:unhideWhenUsed="0" w:uiPriority="69" w:semiHidden="0" w:name="Medium Grid 3 Accent 2"/>
+    <w:lsdException w:qFormat="1" w:unhideWhenUsed="0" w:uiPriority="69" w:semiHidden="0" w:name="Medium Grid 3 Accent 2"/>
     <w:lsdException w:qFormat="1" w:unhideWhenUsed="0" w:uiPriority="70" w:semiHidden="0" w:name="Dark List Accent 2"/>
-    <w:lsdException w:unhideWhenUsed="0" w:uiPriority="71" w:semiHidden="0" w:name="Colorful Shading Accent 2"/>
-    <w:lsdException w:unhideWhenUsed="0" w:uiPriority="72" w:semiHidden="0" w:name="Colorful List Accent 2"/>
-    <w:lsdException w:unhideWhenUsed="0" w:uiPriority="73" w:semiHidden="0" w:name="Colorful Grid Accent 2"/>
+    <w:lsdException w:qFormat="1" w:unhideWhenUsed="0" w:uiPriority="71" w:semiHidden="0" w:name="Colorful Shading Accent 2"/>
+    <w:lsdException w:qFormat="1" w:unhideWhenUsed="0" w:uiPriority="72" w:semiHidden="0" w:name="Colorful List Accent 2"/>
+    <w:lsdException w:qFormat="1" w:unhideWhenUsed="0" w:uiPriority="73" w:semiHidden="0" w:name="Colorful Grid Accent 2"/>
     <w:lsdException w:qFormat="1" w:unhideWhenUsed="0" w:uiPriority="60" w:semiHidden="0" w:name="Light Shading Accent 3"/>
     <w:lsdException w:qFormat="1" w:unhideWhenUsed="0" w:uiPriority="61" w:semiHidden="0" w:name="Light List Accent 3"/>
     <w:lsdException w:qFormat="1" w:unhideWhenUsed="0" w:uiPriority="62" w:semiHidden="0" w:name="Light Grid Accent 3"/>
@@ -8944,9 +8849,9 @@
     <w:lsdException w:qFormat="1" w:unhideWhenUsed="0" w:uiPriority="68" w:semiHidden="0" w:name="Medium Grid 2 Accent 3"/>
     <w:lsdException w:qFormat="1" w:unhideWhenUsed="0" w:uiPriority="69" w:semiHidden="0" w:name="Medium Grid 3 Accent 3"/>
     <w:lsdException w:qFormat="1" w:unhideWhenUsed="0" w:uiPriority="70" w:semiHidden="0" w:name="Dark List Accent 3"/>
-    <w:lsdException w:unhideWhenUsed="0" w:uiPriority="71" w:semiHidden="0" w:name="Colorful Shading Accent 3"/>
-    <w:lsdException w:unhideWhenUsed="0" w:uiPriority="72" w:semiHidden="0" w:name="Colorful List Accent 3"/>
-    <w:lsdException w:unhideWhenUsed="0" w:uiPriority="73" w:semiHidden="0" w:name="Colorful Grid Accent 3"/>
+    <w:lsdException w:qFormat="1" w:unhideWhenUsed="0" w:uiPriority="71" w:semiHidden="0" w:name="Colorful Shading Accent 3"/>
+    <w:lsdException w:qFormat="1" w:unhideWhenUsed="0" w:uiPriority="72" w:semiHidden="0" w:name="Colorful List Accent 3"/>
+    <w:lsdException w:qFormat="1" w:unhideWhenUsed="0" w:uiPriority="73" w:semiHidden="0" w:name="Colorful Grid Accent 3"/>
     <w:lsdException w:qFormat="1" w:unhideWhenUsed="0" w:uiPriority="60" w:semiHidden="0" w:name="Light Shading Accent 4"/>
     <w:lsdException w:qFormat="1" w:unhideWhenUsed="0" w:uiPriority="61" w:semiHidden="0" w:name="Light List Accent 4"/>
     <w:lsdException w:qFormat="1" w:unhideWhenUsed="0" w:uiPriority="62" w:semiHidden="0" w:name="Light Grid Accent 4"/>
@@ -8955,12 +8860,12 @@
     <w:lsdException w:qFormat="1" w:unhideWhenUsed="0" w:uiPriority="65" w:semiHidden="0" w:name="Medium List 1 Accent 4"/>
     <w:lsdException w:qFormat="1" w:unhideWhenUsed="0" w:uiPriority="66" w:semiHidden="0" w:name="Medium List 2 Accent 4"/>
     <w:lsdException w:qFormat="1" w:unhideWhenUsed="0" w:uiPriority="67" w:semiHidden="0" w:name="Medium Grid 1 Accent 4"/>
-    <w:lsdException w:unhideWhenUsed="0" w:uiPriority="68" w:semiHidden="0" w:name="Medium Grid 2 Accent 4"/>
+    <w:lsdException w:qFormat="1" w:unhideWhenUsed="0" w:uiPriority="68" w:semiHidden="0" w:name="Medium Grid 2 Accent 4"/>
     <w:lsdException w:qFormat="1" w:unhideWhenUsed="0" w:uiPriority="69" w:semiHidden="0" w:name="Medium Grid 3 Accent 4"/>
     <w:lsdException w:qFormat="1" w:unhideWhenUsed="0" w:uiPriority="70" w:semiHidden="0" w:name="Dark List Accent 4"/>
-    <w:lsdException w:unhideWhenUsed="0" w:uiPriority="71" w:semiHidden="0" w:name="Colorful Shading Accent 4"/>
-    <w:lsdException w:unhideWhenUsed="0" w:uiPriority="72" w:semiHidden="0" w:name="Colorful List Accent 4"/>
-    <w:lsdException w:unhideWhenUsed="0" w:uiPriority="73" w:semiHidden="0" w:name="Colorful Grid Accent 4"/>
+    <w:lsdException w:qFormat="1" w:unhideWhenUsed="0" w:uiPriority="71" w:semiHidden="0" w:name="Colorful Shading Accent 4"/>
+    <w:lsdException w:qFormat="1" w:unhideWhenUsed="0" w:uiPriority="72" w:semiHidden="0" w:name="Colorful List Accent 4"/>
+    <w:lsdException w:qFormat="1" w:unhideWhenUsed="0" w:uiPriority="73" w:semiHidden="0" w:name="Colorful Grid Accent 4"/>
     <w:lsdException w:qFormat="1" w:unhideWhenUsed="0" w:uiPriority="60" w:semiHidden="0" w:name="Light Shading Accent 5"/>
     <w:lsdException w:qFormat="1" w:unhideWhenUsed="0" w:uiPriority="61" w:semiHidden="0" w:name="Light List Accent 5"/>
     <w:lsdException w:qFormat="1" w:unhideWhenUsed="0" w:uiPriority="62" w:semiHidden="0" w:name="Light Grid Accent 5"/>
@@ -8971,24 +8876,24 @@
     <w:lsdException w:qFormat="1" w:unhideWhenUsed="0" w:uiPriority="67" w:semiHidden="0" w:name="Medium Grid 1 Accent 5"/>
     <w:lsdException w:qFormat="1" w:unhideWhenUsed="0" w:uiPriority="68" w:semiHidden="0" w:name="Medium Grid 2 Accent 5"/>
     <w:lsdException w:qFormat="1" w:unhideWhenUsed="0" w:uiPriority="69" w:semiHidden="0" w:name="Medium Grid 3 Accent 5"/>
-    <w:lsdException w:unhideWhenUsed="0" w:uiPriority="70" w:semiHidden="0" w:name="Dark List Accent 5"/>
-    <w:lsdException w:unhideWhenUsed="0" w:uiPriority="71" w:semiHidden="0" w:name="Colorful Shading Accent 5"/>
-    <w:lsdException w:unhideWhenUsed="0" w:uiPriority="72" w:semiHidden="0" w:name="Colorful List Accent 5"/>
-    <w:lsdException w:unhideWhenUsed="0" w:uiPriority="73" w:semiHidden="0" w:name="Colorful Grid Accent 5"/>
+    <w:lsdException w:qFormat="1" w:unhideWhenUsed="0" w:uiPriority="70" w:semiHidden="0" w:name="Dark List Accent 5"/>
+    <w:lsdException w:qFormat="1" w:unhideWhenUsed="0" w:uiPriority="71" w:semiHidden="0" w:name="Colorful Shading Accent 5"/>
+    <w:lsdException w:qFormat="1" w:unhideWhenUsed="0" w:uiPriority="72" w:semiHidden="0" w:name="Colorful List Accent 5"/>
+    <w:lsdException w:qFormat="1" w:unhideWhenUsed="0" w:uiPriority="73" w:semiHidden="0" w:name="Colorful Grid Accent 5"/>
     <w:lsdException w:qFormat="1" w:unhideWhenUsed="0" w:uiPriority="60" w:semiHidden="0" w:name="Light Shading Accent 6"/>
     <w:lsdException w:qFormat="1" w:unhideWhenUsed="0" w:uiPriority="61" w:semiHidden="0" w:name="Light List Accent 6"/>
     <w:lsdException w:qFormat="1" w:unhideWhenUsed="0" w:uiPriority="62" w:semiHidden="0" w:name="Light Grid Accent 6"/>
     <w:lsdException w:qFormat="1" w:unhideWhenUsed="0" w:uiPriority="63" w:semiHidden="0" w:name="Medium Shading 1 Accent 6"/>
-    <w:lsdException w:unhideWhenUsed="0" w:uiPriority="64" w:semiHidden="0" w:name="Medium Shading 2 Accent 6"/>
+    <w:lsdException w:qFormat="1" w:unhideWhenUsed="0" w:uiPriority="64" w:semiHidden="0" w:name="Medium Shading 2 Accent 6"/>
     <w:lsdException w:qFormat="1" w:unhideWhenUsed="0" w:uiPriority="65" w:semiHidden="0" w:name="Medium List 1 Accent 6"/>
     <w:lsdException w:qFormat="1" w:unhideWhenUsed="0" w:uiPriority="66" w:semiHidden="0" w:name="Medium List 2 Accent 6"/>
     <w:lsdException w:qFormat="1" w:unhideWhenUsed="0" w:uiPriority="67" w:semiHidden="0" w:name="Medium Grid 1 Accent 6"/>
     <w:lsdException w:qFormat="1" w:unhideWhenUsed="0" w:uiPriority="68" w:semiHidden="0" w:name="Medium Grid 2 Accent 6"/>
     <w:lsdException w:qFormat="1" w:unhideWhenUsed="0" w:uiPriority="69" w:semiHidden="0" w:name="Medium Grid 3 Accent 6"/>
-    <w:lsdException w:unhideWhenUsed="0" w:uiPriority="70" w:semiHidden="0" w:name="Dark List Accent 6"/>
-    <w:lsdException w:unhideWhenUsed="0" w:uiPriority="71" w:semiHidden="0" w:name="Colorful Shading Accent 6"/>
-    <w:lsdException w:unhideWhenUsed="0" w:uiPriority="72" w:semiHidden="0" w:name="Colorful List Accent 6"/>
-    <w:lsdException w:unhideWhenUsed="0" w:uiPriority="73" w:semiHidden="0" w:name="Colorful Grid Accent 6"/>
+    <w:lsdException w:qFormat="1" w:unhideWhenUsed="0" w:uiPriority="70" w:semiHidden="0" w:name="Dark List Accent 6"/>
+    <w:lsdException w:qFormat="1" w:unhideWhenUsed="0" w:uiPriority="71" w:semiHidden="0" w:name="Colorful Shading Accent 6"/>
+    <w:lsdException w:qFormat="1" w:unhideWhenUsed="0" w:uiPriority="72" w:semiHidden="0" w:name="Colorful List Accent 6"/>
+    <w:lsdException w:qFormat="1" w:unhideWhenUsed="0" w:uiPriority="73" w:semiHidden="0" w:name="Colorful Grid Accent 6"/>
   </w:latentStyles>
   <w:style w:type="paragraph" w:default="1" w:styleId="1">
     <w:name w:val="Normal"/>
@@ -9408,6 +9313,7 @@
   <w:style w:type="paragraph" w:styleId="34">
     <w:name w:val="envelope address"/>
     <w:basedOn w:val="1"/>
+    <w:qFormat/>
     <w:uiPriority w:val="0"/>
     <w:pPr>
       <w:framePr w:w="7920" w:h="1980" w:hRule="exact" w:hSpace="180" w:wrap="auto" w:vAnchor="margin" w:hAnchor="page" w:xAlign="center" w:yAlign="bottom"/>
@@ -9445,6 +9351,7 @@
   <w:style w:type="paragraph" w:styleId="37">
     <w:name w:val="footer"/>
     <w:basedOn w:val="1"/>
+    <w:qFormat/>
     <w:uiPriority w:val="0"/>
     <w:pPr>
       <w:tabs>
@@ -9462,6 +9369,7 @@
   <w:style w:type="character" w:styleId="38">
     <w:name w:val="footnote reference"/>
     <w:basedOn w:val="11"/>
+    <w:qFormat/>
     <w:uiPriority w:val="0"/>
     <w:rPr>
       <w:vertAlign w:val="superscript"/>
@@ -9527,6 +9435,7 @@
   <w:style w:type="character" w:styleId="44">
     <w:name w:val="HTML Code"/>
     <w:basedOn w:val="11"/>
+    <w:qFormat/>
     <w:uiPriority w:val="0"/>
     <w:rPr>
       <w:rFonts w:ascii="Courier New" w:hAnsi="Courier New" w:cs="Courier New"/>
@@ -9558,6 +9467,7 @@
   <w:style w:type="paragraph" w:styleId="47">
     <w:name w:val="HTML Preformatted"/>
     <w:basedOn w:val="1"/>
+    <w:qFormat/>
     <w:uiPriority w:val="0"/>
     <w:rPr>
       <w:rFonts w:ascii="Courier New" w:hAnsi="Courier New" w:cs="Courier New"/>
@@ -9587,6 +9497,7 @@
   <w:style w:type="character" w:styleId="50">
     <w:name w:val="HTML Variable"/>
     <w:basedOn w:val="11"/>
+    <w:qFormat/>
     <w:uiPriority w:val="0"/>
     <w:rPr>
       <w:i/>
@@ -9596,6 +9507,7 @@
   <w:style w:type="character" w:styleId="51">
     <w:name w:val="Hyperlink"/>
     <w:basedOn w:val="11"/>
+    <w:qFormat/>
     <w:uiPriority w:val="0"/>
     <w:rPr>
       <w:color w:val="0000FF"/>
@@ -9606,12 +9518,14 @@
     <w:name w:val="index 1"/>
     <w:basedOn w:val="1"/>
     <w:next w:val="1"/>
+    <w:qFormat/>
     <w:uiPriority w:val="0"/>
   </w:style>
   <w:style w:type="paragraph" w:styleId="53">
     <w:name w:val="index 2"/>
     <w:basedOn w:val="1"/>
     <w:next w:val="1"/>
+    <w:qFormat/>
     <w:uiPriority w:val="0"/>
     <w:pPr>
       <w:ind w:left="200" w:leftChars="200"/>
@@ -9621,6 +9535,7 @@
     <w:name w:val="index 3"/>
     <w:basedOn w:val="1"/>
     <w:next w:val="1"/>
+    <w:qFormat/>
     <w:uiPriority w:val="0"/>
     <w:pPr>
       <w:ind w:left="400" w:leftChars="400"/>
@@ -9630,6 +9545,7 @@
     <w:name w:val="index 4"/>
     <w:basedOn w:val="1"/>
     <w:next w:val="1"/>
+    <w:qFormat/>
     <w:uiPriority w:val="0"/>
     <w:pPr>
       <w:ind w:left="600" w:leftChars="600"/>
@@ -9639,6 +9555,7 @@
     <w:name w:val="index 5"/>
     <w:basedOn w:val="1"/>
     <w:next w:val="1"/>
+    <w:qFormat/>
     <w:uiPriority w:val="0"/>
     <w:pPr>
       <w:ind w:left="800" w:leftChars="800"/>
@@ -9658,6 +9575,7 @@
     <w:name w:val="index 7"/>
     <w:basedOn w:val="1"/>
     <w:next w:val="1"/>
+    <w:qFormat/>
     <w:uiPriority w:val="0"/>
     <w:pPr>
       <w:ind w:left="1200" w:leftChars="1200"/>
@@ -9667,6 +9585,7 @@
     <w:name w:val="index 8"/>
     <w:basedOn w:val="1"/>
     <w:next w:val="1"/>
+    <w:qFormat/>
     <w:uiPriority w:val="0"/>
     <w:pPr>
       <w:ind w:left="1400" w:leftChars="1400"/>
@@ -9676,6 +9595,7 @@
     <w:name w:val="index 9"/>
     <w:basedOn w:val="1"/>
     <w:next w:val="1"/>
+    <w:qFormat/>
     <w:uiPriority w:val="0"/>
     <w:pPr>
       <w:ind w:left="1600" w:leftChars="1600"/>
@@ -9695,6 +9615,7 @@
   <w:style w:type="character" w:styleId="62">
     <w:name w:val="line number"/>
     <w:basedOn w:val="11"/>
+    <w:qFormat/>
     <w:uiPriority w:val="0"/>
   </w:style>
   <w:style w:type="paragraph" w:styleId="63">
@@ -9709,6 +9630,7 @@
   <w:style w:type="paragraph" w:styleId="64">
     <w:name w:val="List 2"/>
     <w:basedOn w:val="1"/>
+    <w:qFormat/>
     <w:uiPriority w:val="0"/>
     <w:pPr>
       <w:ind w:left="100" w:leftChars="200" w:hanging="200" w:hangingChars="200"/>
@@ -9717,6 +9639,7 @@
   <w:style w:type="paragraph" w:styleId="65">
     <w:name w:val="List 3"/>
     <w:basedOn w:val="1"/>
+    <w:qFormat/>
     <w:uiPriority w:val="0"/>
     <w:pPr>
       <w:ind w:left="100" w:leftChars="400" w:hanging="200" w:hangingChars="200"/>
@@ -9725,6 +9648,7 @@
   <w:style w:type="paragraph" w:styleId="66">
     <w:name w:val="List 4"/>
     <w:basedOn w:val="1"/>
+    <w:qFormat/>
     <w:uiPriority w:val="0"/>
     <w:pPr>
       <w:ind w:left="100" w:leftChars="600" w:hanging="200" w:hangingChars="200"/>
@@ -9733,6 +9657,7 @@
   <w:style w:type="paragraph" w:styleId="67">
     <w:name w:val="List 5"/>
     <w:basedOn w:val="1"/>
+    <w:qFormat/>
     <w:uiPriority w:val="0"/>
     <w:pPr>
       <w:ind w:left="100" w:leftChars="800" w:hanging="200" w:hangingChars="200"/>
@@ -9741,6 +9666,7 @@
   <w:style w:type="paragraph" w:styleId="68">
     <w:name w:val="List Bullet"/>
     <w:basedOn w:val="1"/>
+    <w:qFormat/>
     <w:uiPriority w:val="0"/>
     <w:pPr>
       <w:numPr>
@@ -9752,6 +9678,7 @@
   <w:style w:type="paragraph" w:styleId="69">
     <w:name w:val="List Bullet 2"/>
     <w:basedOn w:val="1"/>
+    <w:qFormat/>
     <w:uiPriority w:val="0"/>
     <w:pPr>
       <w:numPr>
@@ -9763,6 +9690,7 @@
   <w:style w:type="paragraph" w:styleId="70">
     <w:name w:val="List Bullet 3"/>
     <w:basedOn w:val="1"/>
+    <w:qFormat/>
     <w:uiPriority w:val="0"/>
     <w:pPr>
       <w:numPr>
@@ -9774,6 +9702,7 @@
   <w:style w:type="paragraph" w:styleId="71">
     <w:name w:val="List Bullet 4"/>
     <w:basedOn w:val="1"/>
+    <w:qFormat/>
     <w:uiPriority w:val="0"/>
     <w:pPr>
       <w:numPr>
@@ -9785,6 +9714,7 @@
   <w:style w:type="paragraph" w:styleId="72">
     <w:name w:val="List Bullet 5"/>
     <w:basedOn w:val="1"/>
+    <w:qFormat/>
     <w:uiPriority w:val="0"/>
     <w:pPr>
       <w:numPr>
@@ -9796,6 +9726,7 @@
   <w:style w:type="paragraph" w:styleId="73">
     <w:name w:val="List Continue"/>
     <w:basedOn w:val="1"/>
+    <w:qFormat/>
     <w:uiPriority w:val="0"/>
     <w:pPr>
       <w:spacing w:after="120"/>
@@ -9805,6 +9736,7 @@
   <w:style w:type="paragraph" w:styleId="74">
     <w:name w:val="List Continue 2"/>
     <w:basedOn w:val="1"/>
+    <w:qFormat/>
     <w:uiPriority w:val="0"/>
     <w:pPr>
       <w:spacing w:after="120"/>
@@ -9814,6 +9746,7 @@
   <w:style w:type="paragraph" w:styleId="75">
     <w:name w:val="List Continue 3"/>
     <w:basedOn w:val="1"/>
+    <w:qFormat/>
     <w:uiPriority w:val="0"/>
     <w:pPr>
       <w:spacing w:after="120"/>
@@ -9823,6 +9756,7 @@
   <w:style w:type="paragraph" w:styleId="76">
     <w:name w:val="List Continue 4"/>
     <w:basedOn w:val="1"/>
+    <w:qFormat/>
     <w:uiPriority w:val="0"/>
     <w:pPr>
       <w:spacing w:after="120"/>
@@ -9854,6 +9788,7 @@
   <w:style w:type="paragraph" w:styleId="79">
     <w:name w:val="List Number 2"/>
     <w:basedOn w:val="1"/>
+    <w:qFormat/>
     <w:uiPriority w:val="0"/>
     <w:pPr>
       <w:numPr>
@@ -9865,6 +9800,7 @@
   <w:style w:type="paragraph" w:styleId="80">
     <w:name w:val="List Number 3"/>
     <w:basedOn w:val="1"/>
+    <w:qFormat/>
     <w:uiPriority w:val="0"/>
     <w:pPr>
       <w:numPr>
@@ -9876,6 +9812,7 @@
   <w:style w:type="paragraph" w:styleId="81">
     <w:name w:val="List Number 4"/>
     <w:basedOn w:val="1"/>
+    <w:qFormat/>
     <w:uiPriority w:val="0"/>
     <w:pPr>
       <w:numPr>
@@ -9887,6 +9824,7 @@
   <w:style w:type="paragraph" w:styleId="82">
     <w:name w:val="List Number 5"/>
     <w:basedOn w:val="1"/>
+    <w:qFormat/>
     <w:uiPriority w:val="0"/>
     <w:pPr>
       <w:numPr>
@@ -9897,6 +9835,7 @@
   </w:style>
   <w:style w:type="paragraph" w:styleId="83">
     <w:name w:val="macro"/>
+    <w:qFormat/>
     <w:uiPriority w:val="0"/>
     <w:pPr>
       <w:widowControl w:val="0"/>
@@ -9928,6 +9867,7 @@
   <w:style w:type="paragraph" w:styleId="84">
     <w:name w:val="Message Header"/>
     <w:basedOn w:val="1"/>
+    <w:qFormat/>
     <w:uiPriority w:val="0"/>
     <w:pPr>
       <w:pBdr>
@@ -9948,6 +9888,7 @@
   <w:style w:type="paragraph" w:styleId="85">
     <w:name w:val="Normal (Web)"/>
     <w:basedOn w:val="1"/>
+    <w:qFormat/>
     <w:uiPriority w:val="0"/>
     <w:rPr>
       <w:sz w:val="24"/>
@@ -9967,6 +9908,7 @@
     <w:name w:val="Note Heading"/>
     <w:basedOn w:val="1"/>
     <w:next w:val="1"/>
+    <w:qFormat/>
     <w:uiPriority w:val="0"/>
     <w:pPr>
       <w:jc w:val="center"/>
@@ -9975,6 +9917,7 @@
   <w:style w:type="character" w:styleId="88">
     <w:name w:val="page number"/>
     <w:basedOn w:val="11"/>
+    <w:qFormat/>
     <w:uiPriority w:val="0"/>
   </w:style>
   <w:style w:type="paragraph" w:styleId="89">
@@ -9991,11 +9934,13 @@
     <w:name w:val="Salutation"/>
     <w:basedOn w:val="1"/>
     <w:next w:val="1"/>
+    <w:qFormat/>
     <w:uiPriority w:val="0"/>
   </w:style>
   <w:style w:type="paragraph" w:styleId="91">
     <w:name w:val="Signature"/>
     <w:basedOn w:val="1"/>
+    <w:qFormat/>
     <w:uiPriority w:val="0"/>
     <w:pPr>
       <w:ind w:left="100" w:leftChars="2100"/>
@@ -10033,6 +9978,7 @@
   <w:style w:type="table" w:styleId="94">
     <w:name w:val="Table 3D effects 1"/>
     <w:basedOn w:val="12"/>
+    <w:qFormat/>
     <w:uiPriority w:val="0"/>
     <w:pPr>
       <w:widowControl w:val="0"/>
@@ -10142,6 +10088,7 @@
   <w:style w:type="table" w:styleId="95">
     <w:name w:val="Table 3D effects 2"/>
     <w:basedOn w:val="12"/>
+    <w:qFormat/>
     <w:uiPriority w:val="0"/>
     <w:pPr>
       <w:widowControl w:val="0"/>
@@ -10216,6 +10163,7 @@
   <w:style w:type="table" w:styleId="96">
     <w:name w:val="Table 3D effects 3"/>
     <w:basedOn w:val="12"/>
+    <w:qFormat/>
     <w:uiPriority w:val="0"/>
     <w:pPr>
       <w:widowControl w:val="0"/>
@@ -10552,6 +10500,7 @@
   <w:style w:type="table" w:styleId="100">
     <w:name w:val="Table Classic 4"/>
     <w:basedOn w:val="12"/>
+    <w:qFormat/>
     <w:uiPriority w:val="0"/>
     <w:pPr>
       <w:widowControl w:val="0"/>
@@ -10724,6 +10673,7 @@
   <w:style w:type="table" w:styleId="102">
     <w:name w:val="Table Colorful 2"/>
     <w:basedOn w:val="12"/>
+    <w:qFormat/>
     <w:uiPriority w:val="0"/>
     <w:pPr>
       <w:widowControl w:val="0"/>
@@ -11199,6 +11149,7 @@
   <w:style w:type="table" w:styleId="107">
     <w:name w:val="Table Columns 4"/>
     <w:basedOn w:val="12"/>
+    <w:qFormat/>
     <w:uiPriority w:val="0"/>
     <w:pPr>
       <w:widowControl w:val="0"/>
@@ -11357,6 +11308,7 @@
   <w:style w:type="table" w:styleId="109">
     <w:name w:val="Table Contemporary"/>
     <w:basedOn w:val="12"/>
+    <w:qFormat/>
     <w:uiPriority w:val="0"/>
     <w:pPr>
       <w:widowControl w:val="0"/>
@@ -11732,6 +11684,7 @@
   <w:style w:type="table" w:styleId="116">
     <w:name w:val="Table Grid 5"/>
     <w:basedOn w:val="12"/>
+    <w:qFormat/>
     <w:uiPriority w:val="0"/>
     <w:pPr>
       <w:widowControl w:val="0"/>
@@ -11870,6 +11823,7 @@
   <w:style w:type="table" w:styleId="118">
     <w:name w:val="Table Grid 7"/>
     <w:basedOn w:val="12"/>
+    <w:qFormat/>
     <w:uiPriority w:val="0"/>
     <w:pPr>
       <w:widowControl w:val="0"/>
@@ -12188,6 +12142,7 @@
   <w:style w:type="table" w:styleId="122">
     <w:name w:val="Table List 3"/>
     <w:basedOn w:val="12"/>
+    <w:qFormat/>
     <w:uiPriority w:val="0"/>
     <w:pPr>
       <w:widowControl w:val="0"/>
@@ -12617,6 +12572,7 @@
     <w:name w:val="table of figures"/>
     <w:basedOn w:val="1"/>
     <w:next w:val="1"/>
+    <w:qFormat/>
     <w:uiPriority w:val="0"/>
     <w:pPr>
       <w:ind w:leftChars="200" w:hanging="200" w:hangingChars="200"/>
@@ -13208,6 +13164,7 @@
     <w:name w:val="toc 4"/>
     <w:basedOn w:val="1"/>
     <w:next w:val="1"/>
+    <w:qFormat/>
     <w:uiPriority w:val="0"/>
     <w:pPr>
       <w:ind w:left="1260" w:leftChars="600"/>
@@ -16769,6 +16726,7 @@
   <w:style w:type="table" w:styleId="185">
     <w:name w:val="Medium Shading 2 Accent 6"/>
     <w:basedOn w:val="12"/>
+    <w:qFormat/>
     <w:uiPriority w:val="64"/>
     <w:tblPr>
       <w:tblBorders>
@@ -17525,6 +17483,7 @@
   <w:style w:type="table" w:styleId="194">
     <w:name w:val="Medium List 2 Accent 1"/>
     <w:basedOn w:val="12"/>
+    <w:qFormat/>
     <w:uiPriority w:val="66"/>
     <w:rPr>
       <w:rFonts w:ascii="SimSun" w:hAnsi="SimSun" w:eastAsia="Courier New" w:cs="Times New Roman"/>
@@ -18281,6 +18240,7 @@
   <w:style w:type="table" w:styleId="201">
     <w:name w:val="Medium Grid 1 Accent 1"/>
     <w:basedOn w:val="12"/>
+    <w:qFormat/>
     <w:uiPriority w:val="67"/>
     <w:tblPr>
       <w:tblBorders>
@@ -19098,6 +19058,7 @@
   <w:style w:type="table" w:styleId="211">
     <w:name w:val="Medium Grid 2 Accent 4"/>
     <w:basedOn w:val="12"/>
+    <w:qFormat/>
     <w:uiPriority w:val="68"/>
     <w:rPr>
       <w:rFonts w:ascii="SimSun" w:hAnsi="SimSun" w:eastAsia="Courier New" w:cs="Times New Roman"/>
@@ -19694,6 +19655,7 @@
   <w:style w:type="table" w:styleId="216">
     <w:name w:val="Medium Grid 3 Accent 2"/>
     <w:basedOn w:val="12"/>
+    <w:qFormat/>
     <w:uiPriority w:val="69"/>
     <w:tblPr>
       <w:tblBorders>
@@ -20858,6 +20820,7 @@
   <w:style w:type="table" w:styleId="226">
     <w:name w:val="Dark List Accent 5"/>
     <w:basedOn w:val="12"/>
+    <w:qFormat/>
     <w:uiPriority w:val="70"/>
     <w:rPr>
       <w:color w:val="FFFFFF"/>
@@ -20961,6 +20924,7 @@
   <w:style w:type="table" w:styleId="227">
     <w:name w:val="Dark List Accent 6"/>
     <w:basedOn w:val="12"/>
+    <w:qFormat/>
     <w:uiPriority w:val="70"/>
     <w:rPr>
       <w:color w:val="FFFFFF"/>
@@ -21064,6 +21028,7 @@
   <w:style w:type="table" w:styleId="228">
     <w:name w:val="Colorful Shading"/>
     <w:basedOn w:val="12"/>
+    <w:qFormat/>
     <w:uiPriority w:val="71"/>
     <w:rPr>
       <w:color w:val="000000"/>
@@ -21173,6 +21138,7 @@
   <w:style w:type="table" w:styleId="229">
     <w:name w:val="Colorful Shading Accent 1"/>
     <w:basedOn w:val="12"/>
+    <w:qFormat/>
     <w:uiPriority w:val="71"/>
     <w:rPr>
       <w:color w:val="000000"/>
@@ -21282,6 +21248,7 @@
   <w:style w:type="table" w:styleId="230">
     <w:name w:val="Colorful Shading Accent 2"/>
     <w:basedOn w:val="12"/>
+    <w:qFormat/>
     <w:uiPriority w:val="71"/>
     <w:rPr>
       <w:color w:val="000000"/>
@@ -21391,6 +21358,7 @@
   <w:style w:type="table" w:styleId="231">
     <w:name w:val="Colorful Shading Accent 3"/>
     <w:basedOn w:val="12"/>
+    <w:qFormat/>
     <w:uiPriority w:val="71"/>
     <w:rPr>
       <w:color w:val="000000"/>
@@ -21490,6 +21458,7 @@
   <w:style w:type="table" w:styleId="232">
     <w:name w:val="Colorful Shading Accent 4"/>
     <w:basedOn w:val="12"/>
+    <w:qFormat/>
     <w:uiPriority w:val="71"/>
     <w:rPr>
       <w:color w:val="000000"/>
@@ -21599,6 +21568,7 @@
   <w:style w:type="table" w:styleId="233">
     <w:name w:val="Colorful Shading Accent 5"/>
     <w:basedOn w:val="12"/>
+    <w:qFormat/>
     <w:uiPriority w:val="71"/>
     <w:rPr>
       <w:color w:val="000000"/>
@@ -21708,6 +21678,7 @@
   <w:style w:type="table" w:styleId="234">
     <w:name w:val="Colorful Shading Accent 6"/>
     <w:basedOn w:val="12"/>
+    <w:qFormat/>
     <w:uiPriority w:val="71"/>
     <w:rPr>
       <w:color w:val="000000"/>
@@ -21817,6 +21788,7 @@
   <w:style w:type="table" w:styleId="235">
     <w:name w:val="Colorful List"/>
     <w:basedOn w:val="12"/>
+    <w:qFormat/>
     <w:uiPriority w:val="72"/>
     <w:rPr>
       <w:color w:val="000000"/>
@@ -21892,6 +21864,7 @@
   <w:style w:type="table" w:styleId="236">
     <w:name w:val="Colorful List Accent 1"/>
     <w:basedOn w:val="12"/>
+    <w:qFormat/>
     <w:uiPriority w:val="72"/>
     <w:rPr>
       <w:color w:val="000000"/>
@@ -21967,6 +21940,7 @@
   <w:style w:type="table" w:styleId="237">
     <w:name w:val="Colorful List Accent 2"/>
     <w:basedOn w:val="12"/>
+    <w:qFormat/>
     <w:uiPriority w:val="72"/>
     <w:rPr>
       <w:color w:val="000000"/>
@@ -22042,6 +22016,7 @@
   <w:style w:type="table" w:styleId="238">
     <w:name w:val="Colorful List Accent 3"/>
     <w:basedOn w:val="12"/>
+    <w:qFormat/>
     <w:uiPriority w:val="72"/>
     <w:rPr>
       <w:color w:val="000000"/>
@@ -22117,6 +22092,7 @@
   <w:style w:type="table" w:styleId="239">
     <w:name w:val="Colorful List Accent 4"/>
     <w:basedOn w:val="12"/>
+    <w:qFormat/>
     <w:uiPriority w:val="72"/>
     <w:rPr>
       <w:color w:val="000000"/>
@@ -22192,6 +22168,7 @@
   <w:style w:type="table" w:styleId="240">
     <w:name w:val="Colorful List Accent 5"/>
     <w:basedOn w:val="12"/>
+    <w:qFormat/>
     <w:uiPriority w:val="72"/>
     <w:rPr>
       <w:color w:val="000000"/>
@@ -22267,6 +22244,7 @@
   <w:style w:type="table" w:styleId="241">
     <w:name w:val="Colorful List Accent 6"/>
     <w:basedOn w:val="12"/>
+    <w:qFormat/>
     <w:uiPriority w:val="72"/>
     <w:rPr>
       <w:color w:val="000000"/>
@@ -22342,6 +22320,7 @@
   <w:style w:type="table" w:styleId="242">
     <w:name w:val="Colorful Grid"/>
     <w:basedOn w:val="12"/>
+    <w:qFormat/>
     <w:uiPriority w:val="73"/>
     <w:rPr>
       <w:color w:val="000000"/>
@@ -22409,6 +22388,7 @@
   <w:style w:type="table" w:styleId="243">
     <w:name w:val="Colorful Grid Accent 1"/>
     <w:basedOn w:val="12"/>
+    <w:qFormat/>
     <w:uiPriority w:val="73"/>
     <w:rPr>
       <w:color w:val="000000"/>
@@ -22476,6 +22456,7 @@
   <w:style w:type="table" w:styleId="244">
     <w:name w:val="Colorful Grid Accent 2"/>
     <w:basedOn w:val="12"/>
+    <w:qFormat/>
     <w:uiPriority w:val="73"/>
     <w:rPr>
       <w:color w:val="000000"/>
@@ -22543,6 +22524,7 @@
   <w:style w:type="table" w:styleId="245">
     <w:name w:val="Colorful Grid Accent 3"/>
     <w:basedOn w:val="12"/>
+    <w:qFormat/>
     <w:uiPriority w:val="73"/>
     <w:rPr>
       <w:color w:val="000000"/>
@@ -22610,6 +22592,7 @@
   <w:style w:type="table" w:styleId="246">
     <w:name w:val="Colorful Grid Accent 4"/>
     <w:basedOn w:val="12"/>
+    <w:qFormat/>
     <w:uiPriority w:val="73"/>
     <w:rPr>
       <w:color w:val="000000"/>
@@ -22677,6 +22660,7 @@
   <w:style w:type="table" w:styleId="247">
     <w:name w:val="Colorful Grid Accent 5"/>
     <w:basedOn w:val="12"/>
+    <w:qFormat/>
     <w:uiPriority w:val="73"/>
     <w:rPr>
       <w:color w:val="000000"/>
@@ -22744,6 +22728,7 @@
   <w:style w:type="table" w:styleId="248">
     <w:name w:val="Colorful Grid Accent 6"/>
     <w:basedOn w:val="12"/>
+    <w:qFormat/>
     <w:uiPriority w:val="73"/>
     <w:rPr>
       <w:color w:val="000000"/>
